--- a/상담요청서_양식.docx
+++ b/상담요청서_양식.docx
@@ -1,6 +1,6 @@
 
 <file path=word/document.xml><?xml version="1.0" encoding="utf-8"?>
-<w:document xmlns:wpc="http://schemas.microsoft.com/office/word/2010/wordprocessingCanvas" xmlns:cx="http://schemas.microsoft.com/office/drawing/2014/chartex" xmlns:cx1="http://schemas.microsoft.com/office/drawing/2015/9/8/chartex" xmlns:cx2="http://schemas.microsoft.com/office/drawing/2015/10/21/chartex" xmlns:cx3="http://schemas.microsoft.com/office/drawing/2016/5/9/chartex" xmlns:cx4="http://schemas.microsoft.com/office/drawing/2016/5/10/chartex" xmlns:cx5="http://schemas.microsoft.com/office/drawing/2016/5/11/chartex" xmlns:cx6="http://schemas.microsoft.com/office/drawing/2016/5/12/chartex" xmlns:cx7="http://schemas.microsoft.com/office/drawing/2016/5/13/chartex" xmlns:cx8="http://schemas.microsoft.com/office/drawing/2016/5/14/chartex" xmlns:mc="http://schemas.openxmlformats.org/markup-compatibility/2006" xmlns:aink="http://schemas.microsoft.com/office/drawing/2016/ink" xmlns:am3d="http://schemas.microsoft.com/office/drawing/2017/model3d" xmlns:o="urn:schemas-microsoft-com:office:office" xmlns:r="http://schemas.openxmlformats.org/officeDocument/2006/relationships" xmlns:m="http://schemas.openxmlformats.org/officeDocument/2006/math" xmlns:v="urn:schemas-microsoft-com:vml" xmlns:wp14="http://schemas.microsoft.com/office/word/2010/wordprocessingDrawing" xmlns:wp="http://schemas.openxmlformats.org/drawingml/2006/wordprocessingDrawing" xmlns:w10="urn:schemas-microsoft-com:office:word" xmlns:w="http://schemas.openxmlformats.org/wordprocessingml/2006/main" xmlns:w14="http://schemas.microsoft.com/office/word/2010/wordml" xmlns:w15="http://schemas.microsoft.com/office/word/2012/wordml" xmlns:w16cid="http://schemas.microsoft.com/office/word/2016/wordml/cid" xmlns:w16se="http://schemas.microsoft.com/office/word/2015/wordml/symex" xmlns:wpg="http://schemas.microsoft.com/office/word/2010/wordprocessingGroup" xmlns:wpi="http://schemas.microsoft.com/office/word/2010/wordprocessingInk" xmlns:wne="http://schemas.microsoft.com/office/word/2006/wordml" xmlns:wps="http://schemas.microsoft.com/office/word/2010/wordprocessingShape" mc:Ignorable="w14 w15 w16se w16cid wp14">
+<w:document xmlns:wpc="http://schemas.microsoft.com/office/word/2010/wordprocessingCanvas" xmlns:cx="http://schemas.microsoft.com/office/drawing/2014/chartex" xmlns:cx1="http://schemas.microsoft.com/office/drawing/2015/9/8/chartex" xmlns:cx2="http://schemas.microsoft.com/office/drawing/2015/10/21/chartex" xmlns:cx3="http://schemas.microsoft.com/office/drawing/2016/5/9/chartex" xmlns:cx4="http://schemas.microsoft.com/office/drawing/2016/5/10/chartex" xmlns:cx5="http://schemas.microsoft.com/office/drawing/2016/5/11/chartex" xmlns:cx6="http://schemas.microsoft.com/office/drawing/2016/5/12/chartex" xmlns:cx7="http://schemas.microsoft.com/office/drawing/2016/5/13/chartex" xmlns:cx8="http://schemas.microsoft.com/office/drawing/2016/5/14/chartex" xmlns:mc="http://schemas.openxmlformats.org/markup-compatibility/2006" xmlns:aink="http://schemas.microsoft.com/office/drawing/2016/ink" xmlns:am3d="http://schemas.microsoft.com/office/drawing/2017/model3d" xmlns:o="urn:schemas-microsoft-com:office:office" xmlns:oel="http://schemas.microsoft.com/office/2019/extlst" xmlns:r="http://schemas.openxmlformats.org/officeDocument/2006/relationships" xmlns:m="http://schemas.openxmlformats.org/officeDocument/2006/math" xmlns:v="urn:schemas-microsoft-com:vml" xmlns:wp14="http://schemas.microsoft.com/office/word/2010/wordprocessingDrawing" xmlns:wp="http://schemas.openxmlformats.org/drawingml/2006/wordprocessingDrawing" xmlns:w10="urn:schemas-microsoft-com:office:word" xmlns:w="http://schemas.openxmlformats.org/wordprocessingml/2006/main" xmlns:w14="http://schemas.microsoft.com/office/word/2010/wordml" xmlns:w15="http://schemas.microsoft.com/office/word/2012/wordml" xmlns:w16cex="http://schemas.microsoft.com/office/word/2018/wordml/cex" xmlns:w16cid="http://schemas.microsoft.com/office/word/2016/wordml/cid" xmlns:w16="http://schemas.microsoft.com/office/word/2018/wordml" xmlns:w16du="http://schemas.microsoft.com/office/word/2023/wordml/word16du" xmlns:w16sdtdh="http://schemas.microsoft.com/office/word/2020/wordml/sdtdatahash" xmlns:w16sdtfl="http://schemas.microsoft.com/office/word/2024/wordml/sdtformatlock" xmlns:w16se="http://schemas.microsoft.com/office/word/2015/wordml/symex" xmlns:wpg="http://schemas.microsoft.com/office/word/2010/wordprocessingGroup" xmlns:wpi="http://schemas.microsoft.com/office/word/2010/wordprocessingInk" xmlns:wne="http://schemas.microsoft.com/office/word/2006/wordml" xmlns:wps="http://schemas.microsoft.com/office/word/2010/wordprocessingShape" mc:Ignorable="w14 w15 w16se w16cid w16 w16cex w16sdtdh w16sdtfl w16du wp14">
   <w:body>
     <w:p>
       <w:pPr>
@@ -15,23 +15,7 @@
           <w:sz w:val="36"/>
           <w:lang w:eastAsia="ko-KR"/>
         </w:rPr>
-        <w:t>상담</w:t>
-      </w:r>
-      <w:r>
-        <w:rPr>
-          <w:b/>
-          <w:sz w:val="36"/>
-          <w:lang w:eastAsia="ko-KR"/>
-        </w:rPr>
-        <w:t xml:space="preserve"> </w:t>
-      </w:r>
-      <w:r>
-        <w:rPr>
-          <w:b/>
-          <w:sz w:val="36"/>
-          <w:lang w:eastAsia="ko-KR"/>
-        </w:rPr>
-        <w:t>요청서</w:t>
+        <w:t>상담 요청서</w:t>
       </w:r>
     </w:p>
     <w:p>
@@ -44,169 +28,7 @@
         <w:rPr>
           <w:lang w:eastAsia="ko-KR"/>
         </w:rPr>
-        <w:t>아래</w:t>
-      </w:r>
-      <w:r>
-        <w:rPr>
-          <w:lang w:eastAsia="ko-KR"/>
-        </w:rPr>
-        <w:t xml:space="preserve"> </w:t>
-      </w:r>
-      <w:r>
-        <w:rPr>
-          <w:lang w:eastAsia="ko-KR"/>
-        </w:rPr>
-        <w:t>항목을</w:t>
-      </w:r>
-      <w:r>
-        <w:rPr>
-          <w:lang w:eastAsia="ko-KR"/>
-        </w:rPr>
-        <w:t xml:space="preserve"> </w:t>
-      </w:r>
-      <w:r>
-        <w:rPr>
-          <w:lang w:eastAsia="ko-KR"/>
-        </w:rPr>
-        <w:t>가능한</w:t>
-      </w:r>
-      <w:r>
-        <w:rPr>
-          <w:lang w:eastAsia="ko-KR"/>
-        </w:rPr>
-        <w:t xml:space="preserve"> </w:t>
-      </w:r>
-      <w:r>
-        <w:rPr>
-          <w:lang w:eastAsia="ko-KR"/>
-        </w:rPr>
-        <w:t>한</w:t>
-      </w:r>
-      <w:r>
-        <w:rPr>
-          <w:lang w:eastAsia="ko-KR"/>
-        </w:rPr>
-        <w:t xml:space="preserve"> </w:t>
-      </w:r>
-      <w:r>
-        <w:rPr>
-          <w:lang w:eastAsia="ko-KR"/>
-        </w:rPr>
-        <w:t>자세히</w:t>
-      </w:r>
-      <w:r>
-        <w:rPr>
-          <w:lang w:eastAsia="ko-KR"/>
-        </w:rPr>
-        <w:t xml:space="preserve"> </w:t>
-      </w:r>
-      <w:r>
-        <w:rPr>
-          <w:lang w:eastAsia="ko-KR"/>
-        </w:rPr>
-        <w:t>기입해</w:t>
-      </w:r>
-      <w:r>
-        <w:rPr>
-          <w:lang w:eastAsia="ko-KR"/>
-        </w:rPr>
-        <w:t xml:space="preserve"> </w:t>
-      </w:r>
-      <w:r>
-        <w:rPr>
-          <w:lang w:eastAsia="ko-KR"/>
-        </w:rPr>
-        <w:t>주세요</w:t>
-      </w:r>
-      <w:r>
-        <w:rPr>
-          <w:lang w:eastAsia="ko-KR"/>
-        </w:rPr>
-        <w:t xml:space="preserve">. </w:t>
-      </w:r>
-      <w:r>
-        <w:rPr>
-          <w:lang w:eastAsia="ko-KR"/>
-        </w:rPr>
-        <w:t>체크박스</w:t>
-      </w:r>
-      <w:r>
-        <w:rPr>
-          <w:lang w:eastAsia="ko-KR"/>
-        </w:rPr>
-        <w:t>(□)</w:t>
-      </w:r>
-      <w:r>
-        <w:rPr>
-          <w:lang w:eastAsia="ko-KR"/>
-        </w:rPr>
-        <w:t>는</w:t>
-      </w:r>
-      <w:r>
-        <w:rPr>
-          <w:lang w:eastAsia="ko-KR"/>
-        </w:rPr>
-        <w:t xml:space="preserve"> </w:t>
-      </w:r>
-      <w:r>
-        <w:rPr>
-          <w:lang w:eastAsia="ko-KR"/>
-        </w:rPr>
-        <w:t>해당</w:t>
-      </w:r>
-      <w:r>
-        <w:rPr>
-          <w:lang w:eastAsia="ko-KR"/>
-        </w:rPr>
-        <w:t xml:space="preserve"> </w:t>
-      </w:r>
-      <w:r>
-        <w:rPr>
-          <w:lang w:eastAsia="ko-KR"/>
-        </w:rPr>
-        <w:t>사항에</w:t>
-      </w:r>
-      <w:r>
-        <w:rPr>
-          <w:lang w:eastAsia="ko-KR"/>
-        </w:rPr>
-        <w:t xml:space="preserve"> </w:t>
-      </w:r>
-      <w:r>
-        <w:rPr>
-          <w:lang w:eastAsia="ko-KR"/>
-        </w:rPr>
-        <w:t>표시</w:t>
-      </w:r>
-      <w:r>
-        <w:rPr>
-          <w:lang w:eastAsia="ko-KR"/>
-        </w:rPr>
-        <w:t xml:space="preserve">(■) </w:t>
-      </w:r>
-      <w:r>
-        <w:rPr>
-          <w:lang w:eastAsia="ko-KR"/>
-        </w:rPr>
-        <w:t>후</w:t>
-      </w:r>
-      <w:r>
-        <w:rPr>
-          <w:lang w:eastAsia="ko-KR"/>
-        </w:rPr>
-        <w:t xml:space="preserve"> </w:t>
-      </w:r>
-      <w:r>
-        <w:rPr>
-          <w:lang w:eastAsia="ko-KR"/>
-        </w:rPr>
-        <w:t>제출합니다</w:t>
-      </w:r>
-      <w:r>
-        <w:rPr>
-          <w:lang w:eastAsia="ko-KR"/>
-        </w:rPr>
-        <w:t>.</w:t>
+        <w:t>아래 항목을 가능한 한 자세히 기입해 주세요. 체크박스(□)는 해당 사항에 표시(■) 후 제출합니다.</w:t>
       </w:r>
     </w:p>
     <w:p>
@@ -431,8 +253,6 @@
           <w:lang w:eastAsia="ko-KR"/>
         </w:rPr>
       </w:pPr>
-      <w:bookmarkStart w:id="0" w:name="_GoBack"/>
-      <w:bookmarkEnd w:id="0"/>
     </w:p>
     <w:p>
       <w:pPr>
@@ -444,7 +264,6 @@
     <w:p>
       <w:pPr>
         <w:rPr>
-          <w:rFonts w:hint="eastAsia"/>
           <w:lang w:eastAsia="ko-KR"/>
         </w:rPr>
       </w:pPr>
@@ -546,69 +365,21 @@
         <w:rPr>
           <w:lang w:eastAsia="ko-KR"/>
         </w:rPr>
-        <w:t xml:space="preserve">: □ </w:t>
-      </w:r>
-      <w:r>
-        <w:rPr>
-          <w:lang w:eastAsia="ko-KR"/>
-        </w:rPr>
-        <w:t>국내</w:t>
-      </w:r>
-      <w:r>
-        <w:rPr>
-          <w:lang w:eastAsia="ko-KR"/>
-        </w:rPr>
-        <w:t xml:space="preserve"> </w:t>
+        <w:t xml:space="preserve">: □ 국내 </w:t>
       </w:r>
       <w:proofErr w:type="gramStart"/>
       <w:r>
         <w:rPr>
           <w:lang w:eastAsia="ko-KR"/>
         </w:rPr>
-        <w:t>주식</w:t>
-      </w:r>
-      <w:r>
-        <w:rPr>
-          <w:lang w:eastAsia="ko-KR"/>
-        </w:rPr>
-        <w:t xml:space="preserve">  □</w:t>
+        <w:t>주식  □</w:t>
       </w:r>
       <w:proofErr w:type="gramEnd"/>
       <w:r>
         <w:rPr>
           <w:lang w:eastAsia="ko-KR"/>
         </w:rPr>
-        <w:t xml:space="preserve"> </w:t>
-      </w:r>
-      <w:r>
-        <w:rPr>
-          <w:lang w:eastAsia="ko-KR"/>
-        </w:rPr>
-        <w:t>국내</w:t>
-      </w:r>
-      <w:r>
-        <w:rPr>
-          <w:lang w:eastAsia="ko-KR"/>
-        </w:rPr>
-        <w:t xml:space="preserve"> </w:t>
-      </w:r>
-      <w:r>
-        <w:rPr>
-          <w:lang w:eastAsia="ko-KR"/>
-        </w:rPr>
-        <w:t>선물</w:t>
-      </w:r>
-      <w:r>
-        <w:rPr>
-          <w:lang w:eastAsia="ko-KR"/>
-        </w:rPr>
-        <w:t>·</w:t>
-      </w:r>
-      <w:r>
-        <w:rPr>
-          <w:lang w:eastAsia="ko-KR"/>
-        </w:rPr>
-        <w:t>옵션</w:t>
+        <w:t xml:space="preserve"> 국내 선물·옵션</w:t>
       </w:r>
     </w:p>
     <w:p>
@@ -642,13 +413,27 @@
         <w:rPr>
           <w:lang w:eastAsia="ko-KR"/>
         </w:rPr>
-        <w:t>REST API</w:t>
+        <w:t xml:space="preserve">REST API: □ 국내 </w:t>
+      </w:r>
+      <w:proofErr w:type="gramStart"/>
+      <w:r>
+        <w:rPr>
+          <w:lang w:eastAsia="ko-KR"/>
+        </w:rPr>
+        <w:t xml:space="preserve">주식  </w:t>
       </w:r>
       <w:r>
         <w:rPr>
           <w:lang w:eastAsia="ko-KR"/>
         </w:rPr>
-        <w:t xml:space="preserve">: □ 국내 주식  </w:t>
+        <w:t>□</w:t>
+      </w:r>
+      <w:proofErr w:type="gramEnd"/>
+      <w:r>
+        <w:rPr>
+          <w:lang w:eastAsia="ko-KR"/>
+        </w:rPr>
+        <w:t xml:space="preserve"> 해외 주식</w:t>
       </w:r>
     </w:p>
     <w:p>
@@ -661,13 +446,7 @@
         <w:rPr>
           <w:lang w:eastAsia="ko-KR"/>
         </w:rPr>
-        <w:t xml:space="preserve">• </w:t>
-      </w:r>
-      <w:r>
-        <w:rPr>
-          <w:lang w:eastAsia="ko-KR"/>
-        </w:rPr>
-        <w:t>한국투자증권</w:t>
+        <w:t>• 한국투자증권</w:t>
       </w:r>
       <w:r>
         <w:rPr>
@@ -686,93 +465,35 @@
         <w:rPr>
           <w:lang w:eastAsia="ko-KR"/>
         </w:rPr>
-        <w:t xml:space="preserve">: □ </w:t>
-      </w:r>
-      <w:r>
-        <w:rPr>
-          <w:lang w:eastAsia="ko-KR"/>
-        </w:rPr>
-        <w:t>국내</w:t>
-      </w:r>
-      <w:r>
-        <w:rPr>
-          <w:lang w:eastAsia="ko-KR"/>
-        </w:rPr>
-        <w:t xml:space="preserve"> </w:t>
+        <w:t xml:space="preserve">: □ 국내 </w:t>
       </w:r>
       <w:proofErr w:type="gramStart"/>
       <w:r>
         <w:rPr>
           <w:lang w:eastAsia="ko-KR"/>
         </w:rPr>
-        <w:t>주식</w:t>
-      </w:r>
-      <w:r>
-        <w:rPr>
-          <w:lang w:eastAsia="ko-KR"/>
-        </w:rPr>
-        <w:t xml:space="preserve">  □</w:t>
+        <w:t>주식  □</w:t>
       </w:r>
       <w:proofErr w:type="gramEnd"/>
       <w:r>
         <w:rPr>
           <w:lang w:eastAsia="ko-KR"/>
         </w:rPr>
-        <w:t xml:space="preserve"> </w:t>
+        <w:t xml:space="preserve"> 국내 선물·</w:t>
       </w:r>
+      <w:proofErr w:type="gramStart"/>
       <w:r>
         <w:rPr>
           <w:lang w:eastAsia="ko-KR"/>
         </w:rPr>
-        <w:t>국내</w:t>
+        <w:t>옵션  □</w:t>
       </w:r>
+      <w:proofErr w:type="gramEnd"/>
       <w:r>
         <w:rPr>
           <w:lang w:eastAsia="ko-KR"/>
         </w:rPr>
-        <w:t xml:space="preserve"> </w:t>
-      </w:r>
-      <w:r>
-        <w:rPr>
-          <w:lang w:eastAsia="ko-KR"/>
-        </w:rPr>
-        <w:t>선물</w:t>
-      </w:r>
-      <w:r>
-        <w:rPr>
-          <w:lang w:eastAsia="ko-KR"/>
-        </w:rPr>
-        <w:t>·</w:t>
-      </w:r>
-      <w:r>
-        <w:rPr>
-          <w:lang w:eastAsia="ko-KR"/>
-        </w:rPr>
-        <w:t>옵션</w:t>
-      </w:r>
-      <w:r>
-        <w:rPr>
-          <w:lang w:eastAsia="ko-KR"/>
-        </w:rPr>
-        <w:t xml:space="preserve">  □ </w:t>
-      </w:r>
-      <w:r>
-        <w:rPr>
-          <w:lang w:eastAsia="ko-KR"/>
-        </w:rPr>
-        <w:t>해외</w:t>
-      </w:r>
-      <w:r>
-        <w:rPr>
-          <w:lang w:eastAsia="ko-KR"/>
-        </w:rPr>
-        <w:t xml:space="preserve"> </w:t>
-      </w:r>
-      <w:r>
-        <w:rPr>
-          <w:lang w:eastAsia="ko-KR"/>
-        </w:rPr>
-        <w:t>주식</w:t>
+        <w:t xml:space="preserve"> 해외 주식</w:t>
       </w:r>
     </w:p>
     <w:p>
@@ -785,13 +506,7 @@
         <w:rPr>
           <w:lang w:eastAsia="ko-KR"/>
         </w:rPr>
-        <w:t>• LS</w:t>
-      </w:r>
-      <w:r>
-        <w:rPr>
-          <w:lang w:eastAsia="ko-KR"/>
-        </w:rPr>
-        <w:t>증권</w:t>
+        <w:t>• LS증권</w:t>
       </w:r>
       <w:r>
         <w:rPr>
@@ -810,93 +525,35 @@
         <w:rPr>
           <w:lang w:eastAsia="ko-KR"/>
         </w:rPr>
-        <w:t xml:space="preserve">: □ </w:t>
-      </w:r>
-      <w:r>
-        <w:rPr>
-          <w:lang w:eastAsia="ko-KR"/>
-        </w:rPr>
-        <w:t>국내</w:t>
-      </w:r>
-      <w:r>
-        <w:rPr>
-          <w:lang w:eastAsia="ko-KR"/>
-        </w:rPr>
-        <w:t xml:space="preserve"> </w:t>
+        <w:t xml:space="preserve">: □ 국내 </w:t>
       </w:r>
       <w:proofErr w:type="gramStart"/>
       <w:r>
         <w:rPr>
           <w:lang w:eastAsia="ko-KR"/>
         </w:rPr>
-        <w:t>주식</w:t>
-      </w:r>
-      <w:r>
-        <w:rPr>
-          <w:lang w:eastAsia="ko-KR"/>
-        </w:rPr>
-        <w:t xml:space="preserve">  □</w:t>
+        <w:t>주식  □</w:t>
       </w:r>
       <w:proofErr w:type="gramEnd"/>
       <w:r>
         <w:rPr>
           <w:lang w:eastAsia="ko-KR"/>
         </w:rPr>
-        <w:t xml:space="preserve"> </w:t>
+        <w:t xml:space="preserve"> 국내 선물·</w:t>
       </w:r>
+      <w:proofErr w:type="gramStart"/>
       <w:r>
         <w:rPr>
           <w:lang w:eastAsia="ko-KR"/>
         </w:rPr>
-        <w:t>국내</w:t>
+        <w:t>옵션  □</w:t>
       </w:r>
+      <w:proofErr w:type="gramEnd"/>
       <w:r>
         <w:rPr>
           <w:lang w:eastAsia="ko-KR"/>
         </w:rPr>
-        <w:t xml:space="preserve"> </w:t>
-      </w:r>
-      <w:r>
-        <w:rPr>
-          <w:lang w:eastAsia="ko-KR"/>
-        </w:rPr>
-        <w:t>선물</w:t>
-      </w:r>
-      <w:r>
-        <w:rPr>
-          <w:lang w:eastAsia="ko-KR"/>
-        </w:rPr>
-        <w:t>·</w:t>
-      </w:r>
-      <w:r>
-        <w:rPr>
-          <w:lang w:eastAsia="ko-KR"/>
-        </w:rPr>
-        <w:t>옵션</w:t>
-      </w:r>
-      <w:r>
-        <w:rPr>
-          <w:lang w:eastAsia="ko-KR"/>
-        </w:rPr>
-        <w:t xml:space="preserve">  □ </w:t>
-      </w:r>
-      <w:r>
-        <w:rPr>
-          <w:lang w:eastAsia="ko-KR"/>
-        </w:rPr>
-        <w:t>해외</w:t>
-      </w:r>
-      <w:r>
-        <w:rPr>
-          <w:lang w:eastAsia="ko-KR"/>
-        </w:rPr>
-        <w:t xml:space="preserve"> </w:t>
-      </w:r>
-      <w:r>
-        <w:rPr>
-          <w:lang w:eastAsia="ko-KR"/>
-        </w:rPr>
-        <w:t>주식</w:t>
+        <w:t xml:space="preserve"> 해외 주식</w:t>
       </w:r>
     </w:p>
     <w:p>
@@ -909,55 +566,7 @@
         <w:rPr>
           <w:lang w:eastAsia="ko-KR"/>
         </w:rPr>
-        <w:t xml:space="preserve">※ </w:t>
-      </w:r>
-      <w:r>
-        <w:rPr>
-          <w:lang w:eastAsia="ko-KR"/>
-        </w:rPr>
-        <w:t>해외</w:t>
-      </w:r>
-      <w:r>
-        <w:rPr>
-          <w:lang w:eastAsia="ko-KR"/>
-        </w:rPr>
-        <w:t xml:space="preserve"> </w:t>
-      </w:r>
-      <w:r>
-        <w:rPr>
-          <w:lang w:eastAsia="ko-KR"/>
-        </w:rPr>
-        <w:t>선물은</w:t>
-      </w:r>
-      <w:r>
-        <w:rPr>
-          <w:lang w:eastAsia="ko-KR"/>
-        </w:rPr>
-        <w:t xml:space="preserve"> </w:t>
-      </w:r>
-      <w:r>
-        <w:rPr>
-          <w:lang w:eastAsia="ko-KR"/>
-        </w:rPr>
-        <w:t>지원하지</w:t>
-      </w:r>
-      <w:r>
-        <w:rPr>
-          <w:lang w:eastAsia="ko-KR"/>
-        </w:rPr>
-        <w:t xml:space="preserve"> </w:t>
-      </w:r>
-      <w:r>
-        <w:rPr>
-          <w:lang w:eastAsia="ko-KR"/>
-        </w:rPr>
-        <w:t>않습니다</w:t>
-      </w:r>
-      <w:r>
-        <w:rPr>
-          <w:lang w:eastAsia="ko-KR"/>
-        </w:rPr>
-        <w:t>.</w:t>
+        <w:t>※ 해외 선물은 지원하지 않습니다.</w:t>
       </w:r>
     </w:p>
     <w:p>
@@ -1022,7 +631,6 @@
     <w:p>
       <w:pPr>
         <w:rPr>
-          <w:rFonts w:hint="eastAsia"/>
           <w:lang w:eastAsia="ko-KR"/>
         </w:rPr>
       </w:pPr>
@@ -1092,7 +700,6 @@
     <w:p>
       <w:pPr>
         <w:rPr>
-          <w:rFonts w:hint="eastAsia"/>
           <w:lang w:eastAsia="ko-KR"/>
         </w:rPr>
       </w:pPr>
@@ -1149,31 +756,7 @@
           <w:lang w:eastAsia="ko-KR"/>
         </w:rPr>
         <w:lastRenderedPageBreak/>
-        <w:t xml:space="preserve">• </w:t>
-      </w:r>
-      <w:r>
-        <w:rPr>
-          <w:lang w:eastAsia="ko-KR"/>
-        </w:rPr>
-        <w:t>진입</w:t>
-      </w:r>
-      <w:r>
-        <w:rPr>
-          <w:lang w:eastAsia="ko-KR"/>
-        </w:rPr>
-        <w:t xml:space="preserve"> </w:t>
-      </w:r>
-      <w:r>
-        <w:rPr>
-          <w:lang w:eastAsia="ko-KR"/>
-        </w:rPr>
-        <w:t>조건</w:t>
-      </w:r>
-      <w:r>
-        <w:rPr>
-          <w:lang w:eastAsia="ko-KR"/>
-        </w:rPr>
-        <w:t xml:space="preserve">: </w:t>
+        <w:t xml:space="preserve">• 진입 조건: </w:t>
       </w:r>
     </w:p>
     <w:p>
@@ -1186,31 +769,7 @@
         <w:rPr>
           <w:lang w:eastAsia="ko-KR"/>
         </w:rPr>
-        <w:t xml:space="preserve">• </w:t>
-      </w:r>
-      <w:r>
-        <w:rPr>
-          <w:lang w:eastAsia="ko-KR"/>
-        </w:rPr>
-        <w:t>청산</w:t>
-      </w:r>
-      <w:r>
-        <w:rPr>
-          <w:lang w:eastAsia="ko-KR"/>
-        </w:rPr>
-        <w:t xml:space="preserve"> </w:t>
-      </w:r>
-      <w:r>
-        <w:rPr>
-          <w:lang w:eastAsia="ko-KR"/>
-        </w:rPr>
-        <w:t>조건</w:t>
-      </w:r>
-      <w:r>
-        <w:rPr>
-          <w:lang w:eastAsia="ko-KR"/>
-        </w:rPr>
-        <w:t xml:space="preserve">: </w:t>
+        <w:t xml:space="preserve">• 청산 조건: </w:t>
       </w:r>
     </w:p>
     <w:p>
@@ -1223,37 +782,7 @@
         <w:rPr>
           <w:lang w:eastAsia="ko-KR"/>
         </w:rPr>
-        <w:t>•</w:t>
-      </w:r>
-      <w:r>
-        <w:rPr>
-          <w:lang w:eastAsia="ko-KR"/>
-        </w:rPr>
-        <w:t xml:space="preserve"> </w:t>
-      </w:r>
-      <w:r>
-        <w:rPr>
-          <w:lang w:eastAsia="ko-KR"/>
-        </w:rPr>
-        <w:t>주문</w:t>
-      </w:r>
-      <w:r>
-        <w:rPr>
-          <w:lang w:eastAsia="ko-KR"/>
-        </w:rPr>
-        <w:t xml:space="preserve"> </w:t>
-      </w:r>
-      <w:r>
-        <w:rPr>
-          <w:lang w:eastAsia="ko-KR"/>
-        </w:rPr>
-        <w:t>정책</w:t>
-      </w:r>
-      <w:r>
-        <w:rPr>
-          <w:lang w:eastAsia="ko-KR"/>
-        </w:rPr>
-        <w:t>(</w:t>
+        <w:t>• 주문 정책(</w:t>
       </w:r>
       <w:proofErr w:type="spellStart"/>
       <w:r>
@@ -1316,103 +845,7 @@
         <w:rPr>
           <w:lang w:eastAsia="ko-KR"/>
         </w:rPr>
-        <w:t xml:space="preserve">• </w:t>
-      </w:r>
-      <w:r>
-        <w:rPr>
-          <w:lang w:eastAsia="ko-KR"/>
-        </w:rPr>
-        <w:t>포지션</w:t>
-      </w:r>
-      <w:r>
-        <w:rPr>
-          <w:lang w:eastAsia="ko-KR"/>
-        </w:rPr>
-        <w:t xml:space="preserve"> </w:t>
-      </w:r>
-      <w:r>
-        <w:rPr>
-          <w:lang w:eastAsia="ko-KR"/>
-        </w:rPr>
-        <w:t>관리</w:t>
-      </w:r>
-      <w:r>
-        <w:rPr>
-          <w:lang w:eastAsia="ko-KR"/>
-        </w:rPr>
-        <w:t>(</w:t>
-      </w:r>
-      <w:r>
-        <w:rPr>
-          <w:lang w:eastAsia="ko-KR"/>
-        </w:rPr>
-        <w:t>동시</w:t>
-      </w:r>
-      <w:r>
-        <w:rPr>
-          <w:lang w:eastAsia="ko-KR"/>
-        </w:rPr>
-        <w:t xml:space="preserve"> </w:t>
-      </w:r>
-      <w:r>
-        <w:rPr>
-          <w:lang w:eastAsia="ko-KR"/>
-        </w:rPr>
-        <w:t>포지션</w:t>
-      </w:r>
-      <w:r>
-        <w:rPr>
-          <w:lang w:eastAsia="ko-KR"/>
-        </w:rPr>
-        <w:t xml:space="preserve"> </w:t>
-      </w:r>
-      <w:r>
-        <w:rPr>
-          <w:lang w:eastAsia="ko-KR"/>
-        </w:rPr>
-        <w:t>수</w:t>
-      </w:r>
-      <w:r>
-        <w:rPr>
-          <w:lang w:eastAsia="ko-KR"/>
-        </w:rPr>
-        <w:t xml:space="preserve">, </w:t>
-      </w:r>
-      <w:r>
-        <w:rPr>
-          <w:lang w:eastAsia="ko-KR"/>
-        </w:rPr>
-        <w:t>재진입</w:t>
-      </w:r>
-      <w:r>
-        <w:rPr>
-          <w:lang w:eastAsia="ko-KR"/>
-        </w:rPr>
-        <w:t xml:space="preserve"> </w:t>
-      </w:r>
-      <w:r>
-        <w:rPr>
-          <w:lang w:eastAsia="ko-KR"/>
-        </w:rPr>
-        <w:t>규칙</w:t>
-      </w:r>
-      <w:r>
-        <w:rPr>
-          <w:lang w:eastAsia="ko-KR"/>
-        </w:rPr>
-        <w:t xml:space="preserve"> </w:t>
-      </w:r>
-      <w:r>
-        <w:rPr>
-          <w:lang w:eastAsia="ko-KR"/>
-        </w:rPr>
-        <w:t>등</w:t>
-      </w:r>
-      <w:r>
-        <w:rPr>
-          <w:lang w:eastAsia="ko-KR"/>
-        </w:rPr>
-        <w:t xml:space="preserve">): </w:t>
+        <w:t xml:space="preserve">• 포지션 관리(동시 포지션 수, 재진입 규칙 등): </w:t>
       </w:r>
     </w:p>
     <w:p>
@@ -1497,67 +930,7 @@
         <w:rPr>
           <w:lang w:eastAsia="ko-KR"/>
         </w:rPr>
-        <w:t xml:space="preserve">• </w:t>
-      </w:r>
-      <w:r>
-        <w:rPr>
-          <w:lang w:eastAsia="ko-KR"/>
-        </w:rPr>
-        <w:t>방식</w:t>
-      </w:r>
-      <w:r>
-        <w:rPr>
-          <w:lang w:eastAsia="ko-KR"/>
-        </w:rPr>
-        <w:t xml:space="preserve"> </w:t>
-      </w:r>
-      <w:r>
-        <w:rPr>
-          <w:lang w:eastAsia="ko-KR"/>
-        </w:rPr>
-        <w:t>선택</w:t>
-      </w:r>
-      <w:r>
-        <w:rPr>
-          <w:lang w:eastAsia="ko-KR"/>
-        </w:rPr>
-        <w:t>(</w:t>
-      </w:r>
-      <w:r>
-        <w:rPr>
-          <w:lang w:eastAsia="ko-KR"/>
-        </w:rPr>
-        <w:t>복수</w:t>
-      </w:r>
-      <w:r>
-        <w:rPr>
-          <w:lang w:eastAsia="ko-KR"/>
-        </w:rPr>
-        <w:t xml:space="preserve"> </w:t>
-      </w:r>
-      <w:r>
-        <w:rPr>
-          <w:lang w:eastAsia="ko-KR"/>
-        </w:rPr>
-        <w:t>선택</w:t>
-      </w:r>
-      <w:r>
-        <w:rPr>
-          <w:lang w:eastAsia="ko-KR"/>
-        </w:rPr>
-        <w:t xml:space="preserve"> </w:t>
-      </w:r>
-      <w:r>
-        <w:rPr>
-          <w:lang w:eastAsia="ko-KR"/>
-        </w:rPr>
-        <w:t>가능</w:t>
-      </w:r>
-      <w:r>
-        <w:rPr>
-          <w:lang w:eastAsia="ko-KR"/>
-        </w:rPr>
-        <w:t>):</w:t>
+        <w:t>• 방식 선택(복수 선택 가능):</w:t>
       </w:r>
     </w:p>
     <w:p>
@@ -1570,31 +943,7 @@
         <w:rPr>
           <w:lang w:eastAsia="ko-KR"/>
         </w:rPr>
-        <w:t xml:space="preserve">  □ </w:t>
-      </w:r>
-      <w:r>
-        <w:rPr>
-          <w:lang w:eastAsia="ko-KR"/>
-        </w:rPr>
-        <w:t>조건검색식</w:t>
-      </w:r>
-      <w:r>
-        <w:rPr>
-          <w:lang w:eastAsia="ko-KR"/>
-        </w:rPr>
-        <w:t xml:space="preserve"> </w:t>
-      </w:r>
-      <w:r>
-        <w:rPr>
-          <w:lang w:eastAsia="ko-KR"/>
-        </w:rPr>
-        <w:t>기반</w:t>
-      </w:r>
-      <w:r>
-        <w:rPr>
-          <w:lang w:eastAsia="ko-KR"/>
-        </w:rPr>
-        <w:t xml:space="preserve"> </w:t>
+        <w:t xml:space="preserve">  □ 조건검색식 기반 </w:t>
       </w:r>
     </w:p>
     <w:p>
@@ -1607,31 +956,7 @@
         <w:rPr>
           <w:lang w:eastAsia="ko-KR"/>
         </w:rPr>
-        <w:t xml:space="preserve">  □ </w:t>
-      </w:r>
-      <w:r>
-        <w:rPr>
-          <w:lang w:eastAsia="ko-KR"/>
-        </w:rPr>
-        <w:t>관심종목</w:t>
-      </w:r>
-      <w:r>
-        <w:rPr>
-          <w:lang w:eastAsia="ko-KR"/>
-        </w:rPr>
-        <w:t xml:space="preserve"> </w:t>
-      </w:r>
-      <w:r>
-        <w:rPr>
-          <w:lang w:eastAsia="ko-KR"/>
-        </w:rPr>
-        <w:t>기반</w:t>
-      </w:r>
-      <w:r>
-        <w:rPr>
-          <w:lang w:eastAsia="ko-KR"/>
-        </w:rPr>
-        <w:t xml:space="preserve"> </w:t>
+        <w:t xml:space="preserve">  □ 관심종목 기반 </w:t>
       </w:r>
     </w:p>
     <w:p>
@@ -1644,31 +969,7 @@
         <w:rPr>
           <w:lang w:eastAsia="ko-KR"/>
         </w:rPr>
-        <w:t xml:space="preserve">  □ </w:t>
-      </w:r>
-      <w:r>
-        <w:rPr>
-          <w:lang w:eastAsia="ko-KR"/>
-        </w:rPr>
-        <w:t>직접입력</w:t>
-      </w:r>
-      <w:r>
-        <w:rPr>
-          <w:lang w:eastAsia="ko-KR"/>
-        </w:rPr>
-        <w:t>(</w:t>
-      </w:r>
-      <w:r>
-        <w:rPr>
-          <w:lang w:eastAsia="ko-KR"/>
-        </w:rPr>
-        <w:t>화이트리스트</w:t>
-      </w:r>
-      <w:r>
-        <w:rPr>
-          <w:lang w:eastAsia="ko-KR"/>
-        </w:rPr>
-        <w:t xml:space="preserve">) </w:t>
+        <w:t xml:space="preserve">  □ 직접입력(화이트리스트) </w:t>
       </w:r>
     </w:p>
     <w:p>
@@ -1681,91 +982,7 @@
         <w:rPr>
           <w:lang w:eastAsia="ko-KR"/>
         </w:rPr>
-        <w:t xml:space="preserve">※ </w:t>
-      </w:r>
-      <w:r>
-        <w:rPr>
-          <w:lang w:eastAsia="ko-KR"/>
-        </w:rPr>
-        <w:t>전체</w:t>
-      </w:r>
-      <w:r>
-        <w:rPr>
-          <w:lang w:eastAsia="ko-KR"/>
-        </w:rPr>
-        <w:t xml:space="preserve"> </w:t>
-      </w:r>
-      <w:r>
-        <w:rPr>
-          <w:lang w:eastAsia="ko-KR"/>
-        </w:rPr>
-        <w:t>상장</w:t>
-      </w:r>
-      <w:r>
-        <w:rPr>
-          <w:lang w:eastAsia="ko-KR"/>
-        </w:rPr>
-        <w:t xml:space="preserve"> </w:t>
-      </w:r>
-      <w:r>
-        <w:rPr>
-          <w:lang w:eastAsia="ko-KR"/>
-        </w:rPr>
-        <w:t>종목</w:t>
-      </w:r>
-      <w:r>
-        <w:rPr>
-          <w:lang w:eastAsia="ko-KR"/>
-        </w:rPr>
-        <w:t xml:space="preserve"> </w:t>
-      </w:r>
-      <w:r>
-        <w:rPr>
-          <w:lang w:eastAsia="ko-KR"/>
-        </w:rPr>
-        <w:t>전수</w:t>
-      </w:r>
-      <w:r>
-        <w:rPr>
-          <w:lang w:eastAsia="ko-KR"/>
-        </w:rPr>
-        <w:t xml:space="preserve"> </w:t>
-      </w:r>
-      <w:r>
-        <w:rPr>
-          <w:lang w:eastAsia="ko-KR"/>
-        </w:rPr>
-        <w:t>스캔</w:t>
-      </w:r>
-      <w:r>
-        <w:rPr>
-          <w:lang w:eastAsia="ko-KR"/>
-        </w:rPr>
-        <w:t xml:space="preserve"> </w:t>
-      </w:r>
-      <w:r>
-        <w:rPr>
-          <w:lang w:eastAsia="ko-KR"/>
-        </w:rPr>
-        <w:t>방식은</w:t>
-      </w:r>
-      <w:r>
-        <w:rPr>
-          <w:lang w:eastAsia="ko-KR"/>
-        </w:rPr>
-        <w:t xml:space="preserve"> </w:t>
-      </w:r>
-      <w:r>
-        <w:rPr>
-          <w:lang w:eastAsia="ko-KR"/>
-        </w:rPr>
-        <w:t>제외합니다</w:t>
-      </w:r>
-      <w:r>
-        <w:rPr>
-          <w:lang w:eastAsia="ko-KR"/>
-        </w:rPr>
-        <w:t>.</w:t>
+        <w:t>※ 전체 상장 종목 전수 스캔 방식은 제외합니다.</w:t>
       </w:r>
     </w:p>
     <w:p>
@@ -1823,91 +1040,12 @@
         <w:rPr>
           <w:lang w:eastAsia="ko-KR"/>
         </w:rPr>
-        <w:t xml:space="preserve">• </w:t>
-      </w:r>
-      <w:r>
-        <w:rPr>
-          <w:lang w:eastAsia="ko-KR"/>
-        </w:rPr>
-        <w:t>납품</w:t>
-      </w:r>
-      <w:r>
-        <w:rPr>
-          <w:lang w:eastAsia="ko-KR"/>
-        </w:rPr>
-        <w:t xml:space="preserve"> </w:t>
-      </w:r>
-      <w:r>
-        <w:rPr>
-          <w:lang w:eastAsia="ko-KR"/>
-        </w:rPr>
-        <w:t>산출물</w:t>
-      </w:r>
-      <w:r>
-        <w:rPr>
-          <w:lang w:eastAsia="ko-KR"/>
-        </w:rPr>
-        <w:t xml:space="preserve">: </w:t>
-      </w:r>
-      <w:r>
-        <w:rPr>
-          <w:lang w:eastAsia="ko-KR"/>
-        </w:rPr>
-        <w:t>실행파일</w:t>
-      </w:r>
-      <w:r>
-        <w:rPr>
-          <w:lang w:eastAsia="ko-KR"/>
-        </w:rPr>
-        <w:t xml:space="preserve">(.exe), </w:t>
-      </w:r>
-      <w:r>
-        <w:rPr>
-          <w:lang w:eastAsia="ko-KR"/>
-        </w:rPr>
-        <w:t>설정</w:t>
-      </w:r>
-      <w:r>
-        <w:rPr>
-          <w:lang w:eastAsia="ko-KR"/>
-        </w:rPr>
-        <w:t xml:space="preserve"> </w:t>
-      </w:r>
-      <w:r>
-        <w:rPr>
-          <w:lang w:eastAsia="ko-KR"/>
-        </w:rPr>
-        <w:t>가이드</w:t>
-      </w:r>
-      <w:r>
-        <w:rPr>
-          <w:lang w:eastAsia="ko-KR"/>
-        </w:rPr>
-        <w:t xml:space="preserve">, </w:t>
-      </w:r>
-      <w:r>
-        <w:rPr>
-          <w:lang w:eastAsia="ko-KR"/>
-        </w:rPr>
-        <w:t>운영</w:t>
-      </w:r>
-      <w:r>
-        <w:rPr>
-          <w:lang w:eastAsia="ko-KR"/>
-        </w:rPr>
-        <w:t xml:space="preserve"> </w:t>
-      </w:r>
-      <w:r>
-        <w:rPr>
-          <w:lang w:eastAsia="ko-KR"/>
-        </w:rPr>
-        <w:t>매뉴얼</w:t>
+        <w:t>• 납품 산출물: 실행파일(.exe), 설정 가이드, 운영 매뉴얼</w:t>
       </w:r>
     </w:p>
     <w:p>
       <w:pPr>
         <w:rPr>
-          <w:rFonts w:hint="eastAsia"/>
           <w:lang w:eastAsia="ko-KR"/>
         </w:rPr>
       </w:pPr>
@@ -1928,7 +1066,21 @@
           <w:rFonts w:hint="eastAsia"/>
           <w:lang w:eastAsia="ko-KR"/>
         </w:rPr>
-        <w:t>소스코드(별도 비용 발생):</w:t>
+        <w:t xml:space="preserve">소스코드(별도 비용 </w:t>
+      </w:r>
+      <w:r>
+        <w:rPr>
+          <w:rFonts w:hint="eastAsia"/>
+          <w:lang w:eastAsia="ko-KR"/>
+        </w:rPr>
+        <w:t xml:space="preserve">20만원 </w:t>
+      </w:r>
+      <w:r>
+        <w:rPr>
+          <w:rFonts w:hint="eastAsia"/>
+          <w:lang w:eastAsia="ko-KR"/>
+        </w:rPr>
+        <w:t>발생):</w:t>
       </w:r>
       <w:r>
         <w:rPr>
@@ -1953,13 +1105,7 @@
         <w:rPr>
           <w:lang w:eastAsia="ko-KR"/>
         </w:rPr>
-        <w:t xml:space="preserve"> </w:t>
-      </w:r>
-      <w:r>
-        <w:rPr>
-          <w:lang w:eastAsia="ko-KR"/>
-        </w:rPr>
-        <w:t>□</w:t>
+        <w:t xml:space="preserve"> □</w:t>
       </w:r>
       <w:r>
         <w:rPr>
@@ -2046,7 +1192,6 @@
     <w:p>
       <w:pPr>
         <w:rPr>
-          <w:rFonts w:hint="eastAsia"/>
           <w:lang w:eastAsia="ko-KR"/>
         </w:rPr>
       </w:pPr>
@@ -2054,13 +1199,7 @@
         <w:rPr>
           <w:lang w:eastAsia="ko-KR"/>
         </w:rPr>
-        <w:t>•</w:t>
-      </w:r>
-      <w:r>
-        <w:rPr>
-          <w:lang w:eastAsia="ko-KR"/>
-        </w:rPr>
-        <w:t xml:space="preserve"> </w:t>
+        <w:t xml:space="preserve">• </w:t>
       </w:r>
       <w:r>
         <w:rPr>
@@ -2117,116 +1256,14 @@
         <w:rPr>
           <w:lang w:eastAsia="ko-KR"/>
         </w:rPr>
-        <w:t xml:space="preserve">• </w:t>
-      </w:r>
-      <w:r>
-        <w:rPr>
-          <w:lang w:eastAsia="ko-KR"/>
-        </w:rPr>
-        <w:t>개인정보</w:t>
-      </w:r>
-      <w:r>
-        <w:rPr>
-          <w:lang w:eastAsia="ko-KR"/>
-        </w:rPr>
-        <w:t xml:space="preserve"> </w:t>
-      </w:r>
-      <w:r>
-        <w:rPr>
-          <w:lang w:eastAsia="ko-KR"/>
-        </w:rPr>
-        <w:t>및</w:t>
-      </w:r>
-      <w:r>
-        <w:rPr>
-          <w:lang w:eastAsia="ko-KR"/>
-        </w:rPr>
-        <w:t xml:space="preserve"> </w:t>
-      </w:r>
-      <w:r>
-        <w:rPr>
-          <w:lang w:eastAsia="ko-KR"/>
-        </w:rPr>
-        <w:t>과업</w:t>
-      </w:r>
-      <w:r>
-        <w:rPr>
-          <w:lang w:eastAsia="ko-KR"/>
-        </w:rPr>
-        <w:t xml:space="preserve"> </w:t>
-      </w:r>
-      <w:r>
-        <w:rPr>
-          <w:lang w:eastAsia="ko-KR"/>
-        </w:rPr>
-        <w:t>수행을</w:t>
-      </w:r>
-      <w:r>
-        <w:rPr>
-          <w:lang w:eastAsia="ko-KR"/>
-        </w:rPr>
-        <w:t xml:space="preserve"> </w:t>
-      </w:r>
-      <w:r>
-        <w:rPr>
-          <w:lang w:eastAsia="ko-KR"/>
-        </w:rPr>
-        <w:t>위한</w:t>
-      </w:r>
-      <w:r>
-        <w:rPr>
-          <w:lang w:eastAsia="ko-KR"/>
-        </w:rPr>
-        <w:t xml:space="preserve"> </w:t>
-      </w:r>
-      <w:r>
-        <w:rPr>
-          <w:lang w:eastAsia="ko-KR"/>
-        </w:rPr>
-        <w:t>정보</w:t>
-      </w:r>
-      <w:r>
-        <w:rPr>
-          <w:lang w:eastAsia="ko-KR"/>
-        </w:rPr>
-        <w:t xml:space="preserve"> </w:t>
-      </w:r>
-      <w:r>
-        <w:rPr>
-          <w:lang w:eastAsia="ko-KR"/>
-        </w:rPr>
-        <w:t>활용에</w:t>
-      </w:r>
-      <w:r>
-        <w:rPr>
-          <w:lang w:eastAsia="ko-KR"/>
-        </w:rPr>
-        <w:t xml:space="preserve"> </w:t>
-      </w:r>
-      <w:r>
-        <w:rPr>
-          <w:lang w:eastAsia="ko-KR"/>
-        </w:rPr>
-        <w:t>동의합니다</w:t>
-      </w:r>
-      <w:r>
-        <w:rPr>
-          <w:lang w:eastAsia="ko-KR"/>
-        </w:rPr>
-        <w:t xml:space="preserve">: □ </w:t>
+        <w:t xml:space="preserve">• 개인정보 및 과업 수행을 위한 정보 활용에 동의합니다: □ </w:t>
       </w:r>
       <w:proofErr w:type="gramStart"/>
       <w:r>
         <w:rPr>
           <w:lang w:eastAsia="ko-KR"/>
         </w:rPr>
-        <w:t>예</w:t>
-      </w:r>
-      <w:r>
-        <w:rPr>
-          <w:lang w:eastAsia="ko-KR"/>
-        </w:rPr>
-        <w:t xml:space="preserve">  □</w:t>
+        <w:t>예  □</w:t>
       </w:r>
       <w:proofErr w:type="gramEnd"/>
       <w:r>
@@ -2255,7 +1292,7 @@
 </file>
 
 <file path=word/numbering.xml><?xml version="1.0" encoding="utf-8"?>
-<w:numbering xmlns:wpc="http://schemas.microsoft.com/office/word/2010/wordprocessingCanvas" xmlns:cx="http://schemas.microsoft.com/office/drawing/2014/chartex" xmlns:cx1="http://schemas.microsoft.com/office/drawing/2015/9/8/chartex" xmlns:cx2="http://schemas.microsoft.com/office/drawing/2015/10/21/chartex" xmlns:cx3="http://schemas.microsoft.com/office/drawing/2016/5/9/chartex" xmlns:cx4="http://schemas.microsoft.com/office/drawing/2016/5/10/chartex" xmlns:cx5="http://schemas.microsoft.com/office/drawing/2016/5/11/chartex" xmlns:cx6="http://schemas.microsoft.com/office/drawing/2016/5/12/chartex" xmlns:cx7="http://schemas.microsoft.com/office/drawing/2016/5/13/chartex" xmlns:cx8="http://schemas.microsoft.com/office/drawing/2016/5/14/chartex" xmlns:mc="http://schemas.openxmlformats.org/markup-compatibility/2006" xmlns:aink="http://schemas.microsoft.com/office/drawing/2016/ink" xmlns:am3d="http://schemas.microsoft.com/office/drawing/2017/model3d" xmlns:o="urn:schemas-microsoft-com:office:office" xmlns:r="http://schemas.openxmlformats.org/officeDocument/2006/relationships" xmlns:m="http://schemas.openxmlformats.org/officeDocument/2006/math" xmlns:v="urn:schemas-microsoft-com:vml" xmlns:wp14="http://schemas.microsoft.com/office/word/2010/wordprocessingDrawing" xmlns:wp="http://schemas.openxmlformats.org/drawingml/2006/wordprocessingDrawing" xmlns:w10="urn:schemas-microsoft-com:office:word" xmlns:w="http://schemas.openxmlformats.org/wordprocessingml/2006/main" xmlns:w14="http://schemas.microsoft.com/office/word/2010/wordml" xmlns:w15="http://schemas.microsoft.com/office/word/2012/wordml" xmlns:w16cid="http://schemas.microsoft.com/office/word/2016/wordml/cid" xmlns:w16se="http://schemas.microsoft.com/office/word/2015/wordml/symex" xmlns:wpg="http://schemas.microsoft.com/office/word/2010/wordprocessingGroup" xmlns:wpi="http://schemas.microsoft.com/office/word/2010/wordprocessingInk" xmlns:wne="http://schemas.microsoft.com/office/word/2006/wordml" xmlns:wps="http://schemas.microsoft.com/office/word/2010/wordprocessingShape" mc:Ignorable="w14 w15 w16se w16cid wp14">
+<w:numbering xmlns:wpc="http://schemas.microsoft.com/office/word/2010/wordprocessingCanvas" xmlns:cx="http://schemas.microsoft.com/office/drawing/2014/chartex" xmlns:cx1="http://schemas.microsoft.com/office/drawing/2015/9/8/chartex" xmlns:cx2="http://schemas.microsoft.com/office/drawing/2015/10/21/chartex" xmlns:cx3="http://schemas.microsoft.com/office/drawing/2016/5/9/chartex" xmlns:cx4="http://schemas.microsoft.com/office/drawing/2016/5/10/chartex" xmlns:cx5="http://schemas.microsoft.com/office/drawing/2016/5/11/chartex" xmlns:cx6="http://schemas.microsoft.com/office/drawing/2016/5/12/chartex" xmlns:cx7="http://schemas.microsoft.com/office/drawing/2016/5/13/chartex" xmlns:cx8="http://schemas.microsoft.com/office/drawing/2016/5/14/chartex" xmlns:mc="http://schemas.openxmlformats.org/markup-compatibility/2006" xmlns:aink="http://schemas.microsoft.com/office/drawing/2016/ink" xmlns:am3d="http://schemas.microsoft.com/office/drawing/2017/model3d" xmlns:o="urn:schemas-microsoft-com:office:office" xmlns:oel="http://schemas.microsoft.com/office/2019/extlst" xmlns:r="http://schemas.openxmlformats.org/officeDocument/2006/relationships" xmlns:m="http://schemas.openxmlformats.org/officeDocument/2006/math" xmlns:v="urn:schemas-microsoft-com:vml" xmlns:wp14="http://schemas.microsoft.com/office/word/2010/wordprocessingDrawing" xmlns:wp="http://schemas.openxmlformats.org/drawingml/2006/wordprocessingDrawing" xmlns:w10="urn:schemas-microsoft-com:office:word" xmlns:w="http://schemas.openxmlformats.org/wordprocessingml/2006/main" xmlns:w14="http://schemas.microsoft.com/office/word/2010/wordml" xmlns:w15="http://schemas.microsoft.com/office/word/2012/wordml" xmlns:w16cex="http://schemas.microsoft.com/office/word/2018/wordml/cex" xmlns:w16cid="http://schemas.microsoft.com/office/word/2016/wordml/cid" xmlns:w16="http://schemas.microsoft.com/office/word/2018/wordml" xmlns:w16du="http://schemas.microsoft.com/office/word/2023/wordml/word16du" xmlns:w16sdtdh="http://schemas.microsoft.com/office/word/2020/wordml/sdtdatahash" xmlns:w16sdtfl="http://schemas.microsoft.com/office/word/2024/wordml/sdtformatlock" xmlns:w16se="http://schemas.microsoft.com/office/word/2015/wordml/symex" xmlns:wpg="http://schemas.microsoft.com/office/word/2010/wordprocessingGroup" xmlns:wpi="http://schemas.microsoft.com/office/word/2010/wordprocessingInk" xmlns:wne="http://schemas.microsoft.com/office/word/2006/wordml" xmlns:wps="http://schemas.microsoft.com/office/word/2010/wordprocessingShape" mc:Ignorable="w14 w15 w16se w16cid w16 w16cex w16sdtdh w16sdtfl w16du wp14">
   <w:abstractNum w:abstractNumId="0" w15:restartNumberingAfterBreak="0">
     <w:nsid w:val="FFFFFF7C"/>
     <w:multiLevelType w:val="singleLevel"/>
@@ -2427,38 +1464,38 @@
       </w:rPr>
     </w:lvl>
   </w:abstractNum>
-  <w:num w:numId="1">
+  <w:num w:numId="1" w16cid:durableId="1040663403">
     <w:abstractNumId w:val="8"/>
   </w:num>
-  <w:num w:numId="2">
+  <w:num w:numId="2" w16cid:durableId="1359116309">
     <w:abstractNumId w:val="6"/>
   </w:num>
-  <w:num w:numId="3">
+  <w:num w:numId="3" w16cid:durableId="755397396">
     <w:abstractNumId w:val="5"/>
   </w:num>
-  <w:num w:numId="4">
+  <w:num w:numId="4" w16cid:durableId="1931086117">
     <w:abstractNumId w:val="4"/>
   </w:num>
-  <w:num w:numId="5">
+  <w:num w:numId="5" w16cid:durableId="1403602172">
     <w:abstractNumId w:val="7"/>
   </w:num>
-  <w:num w:numId="6">
+  <w:num w:numId="6" w16cid:durableId="1571766552">
     <w:abstractNumId w:val="3"/>
   </w:num>
-  <w:num w:numId="7">
+  <w:num w:numId="7" w16cid:durableId="207298179">
     <w:abstractNumId w:val="2"/>
   </w:num>
-  <w:num w:numId="8">
+  <w:num w:numId="8" w16cid:durableId="572160724">
     <w:abstractNumId w:val="1"/>
   </w:num>
-  <w:num w:numId="9">
+  <w:num w:numId="9" w16cid:durableId="976908630">
     <w:abstractNumId w:val="0"/>
   </w:num>
 </w:numbering>
 </file>
 
 <file path=word/styles.xml><?xml version="1.0" encoding="utf-8"?>
-<w:styles xmlns:mc="http://schemas.openxmlformats.org/markup-compatibility/2006" xmlns:r="http://schemas.openxmlformats.org/officeDocument/2006/relationships" xmlns:w="http://schemas.openxmlformats.org/wordprocessingml/2006/main" xmlns:w14="http://schemas.microsoft.com/office/word/2010/wordml" xmlns:w15="http://schemas.microsoft.com/office/word/2012/wordml" xmlns:w16cid="http://schemas.microsoft.com/office/word/2016/wordml/cid" xmlns:w16se="http://schemas.microsoft.com/office/word/2015/wordml/symex" mc:Ignorable="w14 w15 w16se w16cid">
+<w:styles xmlns:mc="http://schemas.openxmlformats.org/markup-compatibility/2006" xmlns:r="http://schemas.openxmlformats.org/officeDocument/2006/relationships" xmlns:w="http://schemas.openxmlformats.org/wordprocessingml/2006/main" xmlns:w14="http://schemas.microsoft.com/office/word/2010/wordml" xmlns:w15="http://schemas.microsoft.com/office/word/2012/wordml" xmlns:w16cex="http://schemas.microsoft.com/office/word/2018/wordml/cex" xmlns:w16cid="http://schemas.microsoft.com/office/word/2016/wordml/cid" xmlns:w16="http://schemas.microsoft.com/office/word/2018/wordml" xmlns:w16du="http://schemas.microsoft.com/office/word/2023/wordml/word16du" xmlns:w16sdtdh="http://schemas.microsoft.com/office/word/2020/wordml/sdtdatahash" xmlns:w16sdtfl="http://schemas.microsoft.com/office/word/2024/wordml/sdtformatlock" xmlns:w16se="http://schemas.microsoft.com/office/word/2015/wordml/symex" mc:Ignorable="w14 w15 w16se w16cid w16 w16cex w16sdtdh w16sdtfl w16du">
   <w:docDefaults>
     <w:rPrDefault>
       <w:rPr>
@@ -2474,7 +1511,7 @@
       </w:pPr>
     </w:pPrDefault>
   </w:docDefaults>
-  <w:latentStyles w:defLockedState="0" w:defUIPriority="99" w:defSemiHidden="0" w:defUnhideWhenUsed="0" w:defQFormat="0" w:count="375">
+  <w:latentStyles w:defLockedState="0" w:defUIPriority="99" w:defSemiHidden="0" w:defUnhideWhenUsed="0" w:defQFormat="0" w:count="376">
     <w:lsdException w:name="Normal" w:uiPriority="0" w:qFormat="1"/>
     <w:lsdException w:name="heading 1" w:uiPriority="9" w:qFormat="1"/>
     <w:lsdException w:name="heading 2" w:semiHidden="1" w:uiPriority="9" w:unhideWhenUsed="1" w:qFormat="1"/>
@@ -2742,10 +1779,6 @@
     <w:lsdException w:name="Book Title" w:uiPriority="33" w:qFormat="1"/>
     <w:lsdException w:name="Bibliography" w:semiHidden="1" w:uiPriority="37" w:unhideWhenUsed="1"/>
     <w:lsdException w:name="TOC Heading" w:semiHidden="1" w:uiPriority="39" w:unhideWhenUsed="1" w:qFormat="1"/>
-    <w:lsdException w:name="Grid Table Light" w:semiHidden="1" w:unhideWhenUsed="1"/>
-    <w:lsdException w:name="Grid Table 1 Light" w:semiHidden="1" w:unhideWhenUsed="1"/>
-    <w:lsdException w:name="Grid Table 2" w:semiHidden="1" w:unhideWhenUsed="1"/>
-    <w:lsdException w:name="Grid Table 3" w:semiHidden="1" w:unhideWhenUsed="1"/>
     <w:lsdException w:name="Grid Table 4" w:uiPriority="49"/>
     <w:lsdException w:name="Grid Table 5 Dark" w:uiPriority="50"/>
     <w:lsdException w:name="Grid Table 6 Colorful" w:uiPriority="51"/>
@@ -2845,6 +1878,7 @@
     <w:lsdException w:name="Smart Hyperlink" w:semiHidden="1" w:unhideWhenUsed="1"/>
     <w:lsdException w:name="Hashtag" w:semiHidden="1" w:unhideWhenUsed="1"/>
     <w:lsdException w:name="Unresolved Mention" w:semiHidden="1" w:unhideWhenUsed="1"/>
+    <w:lsdException w:name="Smart Link" w:semiHidden="1" w:unhideWhenUsed="1"/>
   </w:latentStyles>
   <w:style w:type="paragraph" w:default="1" w:styleId="a1">
     <w:name w:val="Normal"/>
